--- a/docs/FINAL_THESIS_DOCUMENTATION.docx
+++ b/docs/FINAL_THESIS_DOCUMENTATION.docx
@@ -3686,7 +3686,7 @@
           <w:rFonts w:ascii="Times New Roman" w:hAnsi="Times New Roman"/>
           <w:sz w:val="24"/>
         </w:rPr>
-        <w:t>Implement a dual-layer confidence score thresholding mechanism (tau = 0.50) to trigger low-confidence fallback responses and create real-time human escalation tickets.</w:t>
+        <w:t>Implement a dual-layer confidence score thresholding mechanism (tau = 0.50) to trigger low-confidence fallback responses, capture customer contact details, and create real-time human escalation tickets with Resend email alerts and WhatsApp reply links.</w:t>
       </w:r>
     </w:p>
     <w:p>
@@ -6957,7 +6957,7 @@
           <w:rFonts w:ascii="Times New Roman" w:hAnsi="Times New Roman"/>
           <w:sz w:val="24"/>
         </w:rPr>
-        <w:t>Displays active customer chat history across sessions and flags inquiries escalated to human representatives.</w:t>
+        <w:t>Displays active customer chat history across sessions and flags inquiries escalated to human representatives, including submitted customer phone or WhatsApp contact details.</w:t>
       </w:r>
     </w:p>
     <w:p>
@@ -7016,7 +7016,7 @@
           <w:rFonts w:ascii="Times New Roman" w:hAnsi="Times New Roman"/>
           <w:sz w:val="24"/>
         </w:rPr>
-        <w:t>A lightweight, floating chat interface (frontend/app/chat/[businessId]/page.tsx) that can be integrated into merchant websites. It connects directly to the FastAPI backend public endpoint (/api/v1/chat/public/{business_id}), creating isolated chat sessions and delivering context-grounded responses in real time.</w:t>
+        <w:t>A lightweight, floating chat interface (frontend/app/chat/[businessId]/page.tsx) that can be integrated into merchant websites. It connects directly to the FastAPI backend public endpoint (/chat/{business_id}), creating isolated chat sessions and delivering context-grounded responses in real time. When escalation is triggered, the widget displays a contact capture card for the customer's name and phone or WhatsApp number.</w:t>
       </w:r>
     </w:p>
     <w:p>
@@ -7038,6 +7038,102 @@
           <w:sz w:val="24"/>
         </w:rPr>
         <w:t>To evaluate the system's integration with messaging networks, a custom web-based simulator was developed. It mirrors the WhatsApp mobile user interface (green incoming/outgoing message bubbles, read receipts, and contact headers) and simulates Meta’s WhatsApp Cloud API webhook payloads, calling the backend API to retrieve responses and simulating human representative escalations.</w:t>
+      </w:r>
+    </w:p>
+    <w:p>
+      <w:pPr>
+        <w:keepNext/>
+        <w:spacing w:before="200" w:after="80"/>
+        <w:jc w:val="left"/>
+      </w:pPr>
+      <w:r>
+        <w:rPr>
+          <w:rFonts w:ascii="Times New Roman" w:hAnsi="Times New Roman"/>
+          <w:b/>
+          <w:i/>
+          <w:color w:val="000000"/>
+          <w:sz w:val="24"/>
+        </w:rPr>
+        <w:t>4.1.3 Smart Hybrid Escalation and Resend Email Alert Verification</w:t>
+      </w:r>
+    </w:p>
+    <w:p>
+      <w:pPr>
+        <w:spacing w:before="0" w:after="120" w:line="360" w:lineRule="auto"/>
+        <w:jc w:val="left"/>
+      </w:pPr>
+      <w:r>
+        <w:rPr>
+          <w:rFonts w:ascii="Times New Roman" w:hAnsi="Times New Roman"/>
+          <w:b w:val="0"/>
+          <w:i w:val="0"/>
+          <w:color w:val="000000"/>
+          <w:sz w:val="24"/>
+        </w:rPr>
+        <w:t>To verify the out-of-band notification and escalation pipeline in production-like conditions, integration testing was executed using backend/test_escalation_alert.py.</w:t>
+      </w:r>
+    </w:p>
+    <w:p>
+      <w:pPr>
+        <w:pStyle w:val="ListParagraph"/>
+        <w:spacing w:before="40" w:after="80" w:line="312" w:lineRule="auto"/>
+      </w:pPr>
+      <w:r>
+        <w:rPr>
+          <w:rFonts w:ascii="Times New Roman" w:hAnsi="Times New Roman"/>
+          <w:b/>
+          <w:sz w:val="24"/>
+        </w:rPr>
+        <w:t xml:space="preserve">•  Resend Email Alert Dispatch: </w:t>
+      </w:r>
+      <w:r>
+        <w:rPr>
+          <w:rFonts w:ascii="Times New Roman" w:hAnsi="Times New Roman"/>
+          <w:sz w:val="24"/>
+        </w:rPr>
+        <w:t>When a customer inquiry triggers low retrieval confidence or explicitly requests a human representative, the backend enqueues an asynchronous notification via FastAPI BackgroundTasks. The notification worker dispatches a structured, responsive HTML email to the merchant owner's registered address using Resend as the primary transactional email provider. SMTP remains available as a fallback, and console simulation logging supports local demos without credentials.</w:t>
+      </w:r>
+    </w:p>
+    <w:p>
+      <w:pPr>
+        <w:pStyle w:val="ListParagraph"/>
+        <w:spacing w:before="40" w:after="80" w:line="312" w:lineRule="auto"/>
+      </w:pPr>
+      <w:r>
+        <w:rPr>
+          <w:rFonts w:ascii="Times New Roman" w:hAnsi="Times New Roman"/>
+          <w:b/>
+          <w:sz w:val="24"/>
+        </w:rPr>
+        <w:t xml:space="preserve">•  In-Chat Contact Capture Flow: </w:t>
+      </w:r>
+      <w:r>
+        <w:rPr>
+          <w:rFonts w:ascii="Times New Roman" w:hAnsi="Times New Roman"/>
+          <w:sz w:val="24"/>
+        </w:rPr>
+        <w:t>Upon escalation, the web chat widget displays an embedded contact capture card. Submitting a phone or WhatsApp number triggers POST /chat/{business_id}/contact, persists the contact to the session, and dispatches an updated owner alert containing the customer's submitted name and phone or WhatsApp number.</w:t>
+      </w:r>
+    </w:p>
+    <w:p>
+      <w:pPr>
+        <w:pStyle w:val="ListParagraph"/>
+        <w:spacing w:before="40" w:after="80" w:line="312" w:lineRule="auto"/>
+      </w:pPr>
+      <w:r>
+        <w:rPr>
+          <w:rFonts w:ascii="Times New Roman" w:hAnsi="Times New Roman"/>
+          <w:b/>
+          <w:sz w:val="24"/>
+        </w:rPr>
+        <w:t xml:space="preserve">•  Dashboard Indicators and One-Click WhatsApp Reply: </w:t>
+      </w:r>
+      <w:r>
+        <w:rPr>
+          <w:rFonts w:ascii="Times New Roman" w:hAnsi="Times New Roman"/>
+          <w:sz w:val="24"/>
+        </w:rPr>
+        <w:t>The merchant dashboard displays real-time pending counters and an urgent home banner. Within the session detail view, merchants can initiate a one-click conversation on WhatsApp or submit a direct reply as an authenticated representative via POST /chat-sessions/{session_id}/reply, which auto-resolves the escalation ticket.</w:t>
       </w:r>
     </w:p>
     <w:p>
@@ -9209,7 +9305,7 @@
           <w:rFonts w:ascii="Times New Roman" w:hAnsi="Times New Roman"/>
           <w:sz w:val="24"/>
         </w:rPr>
-        <w:t>The system exhibited high reliability in identifying out-of-domain inquiries and explicit customer handoff requests, achieving a 100.00% human-escalation correctness rate in automated benchmarking.</w:t>
+        <w:t>The system exhibited high reliability in identifying out-of-domain inquiries and explicit customer handoff requests, achieving a 100.00% human-escalation correctness rate in automated benchmarking. The implementation also supports Resend transactional email alerts, SMTP fallback, customer contact capture, updated owner alerts containing the customer's phone or WhatsApp number, and one-click WhatsApp follow-up links.</w:t>
       </w:r>
     </w:p>
     <w:p>
@@ -9365,7 +9461,7 @@
           <w:rFonts w:ascii="Times New Roman" w:hAnsi="Times New Roman"/>
           <w:sz w:val="24"/>
         </w:rPr>
-        <w:t>while preserving human oversight through automated escalation handoffs.</w:t>
+        <w:t>while preserving human oversight through automated escalation handoffs, Resend email alerts, and WhatsApp follow-up links.</w:t>
       </w:r>
     </w:p>
     <w:p>

--- a/docs/FINAL_THESIS_DOCUMENTATION.docx
+++ b/docs/FINAL_THESIS_DOCUMENTATION.docx
@@ -3686,7 +3686,7 @@
           <w:rFonts w:ascii="Times New Roman" w:hAnsi="Times New Roman"/>
           <w:sz w:val="24"/>
         </w:rPr>
-        <w:t>Implement a dual-layer confidence score thresholding mechanism (tau = 0.50) to trigger low-confidence fallback responses, capture customer contact details, and create real-time human escalation tickets with Resend email alerts and WhatsApp reply links.</w:t>
+        <w:t>Implement a dual-layer confidence score thresholding mechanism (tau = 0.50) to trigger low-confidence fallback responses, dispatch real-time Resend email alerts to business owners, and support in-dashboard human replies visible to the customer inside the same chat session.</w:t>
       </w:r>
     </w:p>
     <w:p>
@@ -6957,7 +6957,7 @@
           <w:rFonts w:ascii="Times New Roman" w:hAnsi="Times New Roman"/>
           <w:sz w:val="24"/>
         </w:rPr>
-        <w:t>Displays active customer chat history across sessions and flags inquiries escalated to human representatives, including submitted customer phone or WhatsApp contact details.</w:t>
+        <w:t>Displays active customer chat history across sessions and flags inquiries escalated to human representatives, showing the exact question that triggered the fallback and allowing direct in-dashboard representative replies.</w:t>
       </w:r>
     </w:p>
     <w:p>
@@ -7016,7 +7016,7 @@
           <w:rFonts w:ascii="Times New Roman" w:hAnsi="Times New Roman"/>
           <w:sz w:val="24"/>
         </w:rPr>
-        <w:t>A lightweight, floating chat interface (frontend/app/chat/[businessId]/page.tsx) that can be integrated into merchant websites. It connects directly to the FastAPI backend public endpoint (/chat/{business_id}), creating isolated chat sessions and delivering context-grounded responses in real time. When escalation is triggered, the widget displays a contact capture card for the customer's name and phone or WhatsApp number.</w:t>
+        <w:t>A lightweight, floating chat interface (frontend/app/chat/[businessId]/page.tsx) that can be integrated into merchant websites. It connects directly to the FastAPI backend public endpoint (/chat/{business_id}), creating isolated chat sessions and delivering context-grounded responses in real time. When escalation is triggered, the widget keeps the customer inside the chatbot and polls for representative replies.</w:t>
       </w:r>
     </w:p>
     <w:p>
@@ -7105,14 +7105,14 @@
           <w:b/>
           <w:sz w:val="24"/>
         </w:rPr>
-        <w:t xml:space="preserve">•  In-Chat Contact Capture Flow: </w:t>
-      </w:r>
-      <w:r>
-        <w:rPr>
-          <w:rFonts w:ascii="Times New Roman" w:hAnsi="Times New Roman"/>
-          <w:sz w:val="24"/>
-        </w:rPr>
-        <w:t>Upon escalation, the web chat widget displays an embedded contact capture card. Submitting a phone or WhatsApp number triggers POST /chat/{business_id}/contact, persists the contact to the session, and dispatches an updated owner alert containing the customer's submitted name and phone or WhatsApp number.</w:t>
+        <w:t xml:space="preserve">•  In-Chat Representative Reply Flow: </w:t>
+      </w:r>
+      <w:r>
+        <w:rPr>
+          <w:rFonts w:ascii="Times New Roman" w:hAnsi="Times New Roman"/>
+          <w:sz w:val="24"/>
+        </w:rPr>
+        <w:t>Upon escalation, the web chat widget displays an owner-notified message and polls the public session message endpoint for representative replies. The business owner responds from the dashboard transcript, and the customer receives the human reply inside the same chatbot session.</w:t>
       </w:r>
     </w:p>
     <w:p>
@@ -7126,14 +7126,14 @@
           <w:b/>
           <w:sz w:val="24"/>
         </w:rPr>
-        <w:t xml:space="preserve">•  Dashboard Indicators and One-Click WhatsApp Reply: </w:t>
-      </w:r>
-      <w:r>
-        <w:rPr>
-          <w:rFonts w:ascii="Times New Roman" w:hAnsi="Times New Roman"/>
-          <w:sz w:val="24"/>
-        </w:rPr>
-        <w:t>The merchant dashboard displays real-time pending counters and an urgent home banner. Within the session detail view, merchants can initiate a one-click conversation on WhatsApp or submit a direct reply as an authenticated representative via POST /chat-sessions/{session_id}/reply, which auto-resolves the escalation ticket.</w:t>
+        <w:t xml:space="preserve">•  Dashboard Indicators and AI Resumption: </w:t>
+      </w:r>
+      <w:r>
+        <w:rPr>
+          <w:rFonts w:ascii="Times New Roman" w:hAnsi="Times New Roman"/>
+          <w:sz w:val="24"/>
+        </w:rPr>
+        <w:t>The merchant dashboard displays real-time pending counters and an urgent home banner. Within the session detail view, merchants can submit a direct reply as an authenticated representative via POST /chat-sessions/{session_id}/reply, which auto-resolves the escalation ticket. After resolution, future customer questions return to the normal AI retrieval pipeline and are answered automatically when verified context is available.</w:t>
       </w:r>
     </w:p>
     <w:p>
@@ -9305,7 +9305,7 @@
           <w:rFonts w:ascii="Times New Roman" w:hAnsi="Times New Roman"/>
           <w:sz w:val="24"/>
         </w:rPr>
-        <w:t>The system exhibited high reliability in identifying out-of-domain inquiries and explicit customer handoff requests, achieving a 100.00% human-escalation correctness rate in automated benchmarking. The implementation also supports Resend transactional email alerts, SMTP fallback, customer contact capture, updated owner alerts containing the customer's phone or WhatsApp number, and one-click WhatsApp follow-up links.</w:t>
+        <w:t>The system exhibited high reliability in identifying out-of-domain inquiries and explicit customer handoff requests, achieving a 100.00% human-escalation correctness rate in automated benchmarking. The implementation also supports Resend transactional email alerts, SMTP fallback, dashboard representative replies, customer-side reply polling, and automatic AI resumption for future answerable questions.</w:t>
       </w:r>
     </w:p>
     <w:p>
@@ -9461,7 +9461,7 @@
           <w:rFonts w:ascii="Times New Roman" w:hAnsi="Times New Roman"/>
           <w:sz w:val="24"/>
         </w:rPr>
-        <w:t>while preserving human oversight through automated escalation handoffs, Resend email alerts, and WhatsApp follow-up links.</w:t>
+        <w:t>while preserving human oversight through automated escalation handoffs, Resend email alerts, and in-chat representative replies.</w:t>
       </w:r>
     </w:p>
     <w:p>
